--- a/Sessions Data/Session6-Notes.docx
+++ b/Sessions Data/Session6-Notes.docx
@@ -2071,7 +2071,13 @@
         <w:rPr>
           <w:rFonts w:cstheme="minorHAnsi"/>
         </w:rPr>
-        <w:t xml:space="preserve">SN: I interpreted these numbers as historical consumptive use of what could be farmed. </w:t>
+        <w:t>E3</w:t>
+      </w:r>
+      <w:r>
+        <w:rPr>
+          <w:rFonts w:cstheme="minorHAnsi"/>
+        </w:rPr>
+        <w:t xml:space="preserve">: I interpreted these numbers as historical consumptive use of what could be farmed. </w:t>
       </w:r>
       <w:proofErr w:type="gramStart"/>
       <w:r>
@@ -2090,48 +2096,42 @@
     </w:p>
     <w:p>
       <w:pPr>
-        <w:pStyle w:val="ListParagraph"/>
-        <w:spacing w:before="240" w:line="276" w:lineRule="auto"/>
-        <w:ind w:left="360"/>
-        <w:rPr>
-          <w:rFonts w:cstheme="minorHAnsi"/>
-        </w:rPr>
-      </w:pPr>
-      <w:r>
-        <w:rPr>
-          <w:rFonts w:cstheme="minorHAnsi"/>
-        </w:rPr>
-        <w:t>HA: What about additional depletion?</w:t>
-      </w:r>
-    </w:p>
-    <w:p>
-      <w:pPr>
-        <w:pStyle w:val="ListParagraph"/>
-        <w:spacing w:before="240" w:line="276" w:lineRule="auto"/>
-        <w:ind w:left="360"/>
-        <w:rPr>
-          <w:rFonts w:cstheme="minorHAnsi"/>
-        </w:rPr>
-      </w:pPr>
-      <w:r>
-        <w:rPr>
-          <w:rFonts w:cstheme="minorHAnsi"/>
-        </w:rPr>
-        <w:t xml:space="preserve">SN: </w:t>
-      </w:r>
-      <w:proofErr w:type="gramStart"/>
-      <w:r>
-        <w:rPr>
-          <w:rFonts w:cstheme="minorHAnsi"/>
-        </w:rPr>
-        <w:t>Well</w:t>
-      </w:r>
-      <w:proofErr w:type="gramEnd"/>
-      <w:r>
-        <w:rPr>
-          <w:rFonts w:cstheme="minorHAnsi"/>
-        </w:rPr>
-        <w:t xml:space="preserve"> we started with bear lake low and its dry year so hedging water for the future assuming there is a chance we will have another drier year so storing that water.</w:t>
+        <w:spacing w:before="240" w:line="276" w:lineRule="auto"/>
+        <w:rPr>
+          <w:rFonts w:cstheme="minorHAnsi"/>
+        </w:rPr>
+      </w:pPr>
+      <w:r>
+        <w:rPr>
+          <w:rFonts w:cstheme="minorHAnsi"/>
+        </w:rPr>
+        <w:t>R</w:t>
+      </w:r>
+      <w:r>
+        <w:rPr>
+          <w:rFonts w:cstheme="minorHAnsi"/>
+        </w:rPr>
+        <w:t>: What about additional depletion?</w:t>
+      </w:r>
+    </w:p>
+    <w:p>
+      <w:pPr>
+        <w:spacing w:before="240" w:line="276" w:lineRule="auto"/>
+        <w:rPr>
+          <w:rFonts w:cstheme="minorHAnsi"/>
+        </w:rPr>
+      </w:pPr>
+      <w:r>
+        <w:rPr>
+          <w:rFonts w:cstheme="minorHAnsi"/>
+        </w:rPr>
+        <w:t>E3</w:t>
+      </w:r>
+      <w:r>
+        <w:rPr>
+          <w:rFonts w:cstheme="minorHAnsi"/>
+        </w:rPr>
+        <w:t>: Well we started with bear lake low and its dry year so hedging water for the future assuming there is a chance we will have another drier year so storing that water.</w:t>
       </w:r>
     </w:p>
     <w:p>
@@ -3020,14 +3020,14 @@
         <w:rPr>
           <w:rFonts w:cstheme="minorHAnsi"/>
         </w:rPr>
-        <w:t xml:space="preserve"> seems quite expensive if I'm a small farm making 4 or 5 k just for putting my water in the bank for a year makes sense to me. I’m not running to the </w:t>
+        <w:t xml:space="preserve"> seems quite expensive if I'm a small farm making 4 or 5 </w:t>
       </w:r>
       <w:r>
         <w:rPr>
           <w:rFonts w:cstheme="minorHAnsi"/>
         </w:rPr>
         <w:lastRenderedPageBreak/>
-        <w:t xml:space="preserve">bank excited for millions of dollars but a nice </w:t>
+        <w:t xml:space="preserve">k just for putting my water in the bank for a year makes sense to me. I’m not running to the bank excited for millions of dollars but a nice </w:t>
       </w:r>
       <w:proofErr w:type="gramStart"/>
       <w:r>
@@ -8817,21 +8817,7 @@
         <w:rPr>
           <w:rFonts w:cstheme="minorHAnsi"/>
         </w:rPr>
-        <w:t xml:space="preserve"> the state of </w:t>
-      </w:r>
-      <w:proofErr w:type="gramStart"/>
-      <w:r>
-        <w:rPr>
-          <w:rFonts w:cstheme="minorHAnsi"/>
-        </w:rPr>
-        <w:t>Utah</w:t>
-      </w:r>
-      <w:proofErr w:type="gramEnd"/>
-      <w:r>
-        <w:rPr>
-          <w:rFonts w:cstheme="minorHAnsi"/>
-        </w:rPr>
-        <w:t xml:space="preserve"> but I think there could be impacts </w:t>
+        <w:t xml:space="preserve"> the state of Utah but I think there could be impacts </w:t>
       </w:r>
       <w:proofErr w:type="gramStart"/>
       <w:r>
